--- a/assets/mrc/study-guides/MRC_Panorama_Reflection.docx
+++ b/assets/mrc/study-guides/MRC_Panorama_Reflection.docx
@@ -128,12 +128,12 @@
           <w:sz w:val="22"/>
           <w:szCs w:val="22"/>
         </w:rPr>
-        <w:t xml:space="preserve">Answer each question in complete sentences.</w:t>
-      </w:r>
-    </w:p>
-    <w:p>
-      <w:pPr>
-        <w:spacing w:after="60" w:before="300"/>
+        <w:t xml:space="preserve">Answer each question in complete sentences. The box grows as you type.</w:t>
+      </w:r>
+    </w:p>
+    <w:p>
+      <w:pPr>
+        <w:spacing w:after="100" w:before="320"/>
       </w:pPr>
       <w:r>
         <w:rPr>
@@ -158,53 +158,53 @@
         <w:t xml:space="preserve">What worked well in your panoramas? What are you proud of?</w:t>
       </w:r>
     </w:p>
-    <w:p>
-      <w:pPr>
-        <w:pBdr>
-          <w:bottom w:val="single" w:color="BBBBBB" w:sz="6" w:space="1"/>
-        </w:pBdr>
-        <w:spacing w:after="0" w:before="220"/>
-      </w:pPr>
-      <w:r>
-        <w:t xml:space="preserve"/>
-      </w:r>
-    </w:p>
-    <w:p>
-      <w:pPr>
-        <w:pBdr>
-          <w:bottom w:val="single" w:color="BBBBBB" w:sz="6" w:space="1"/>
-        </w:pBdr>
-        <w:spacing w:after="0" w:before="220"/>
-      </w:pPr>
-      <w:r>
-        <w:t xml:space="preserve"/>
-      </w:r>
-    </w:p>
-    <w:p>
-      <w:pPr>
-        <w:pBdr>
-          <w:bottom w:val="single" w:color="BBBBBB" w:sz="6" w:space="1"/>
-        </w:pBdr>
-        <w:spacing w:after="0" w:before="220"/>
-      </w:pPr>
-      <w:r>
-        <w:t xml:space="preserve"/>
-      </w:r>
-    </w:p>
-    <w:p>
-      <w:pPr>
-        <w:pBdr>
-          <w:bottom w:val="single" w:color="BBBBBB" w:sz="6" w:space="1"/>
-        </w:pBdr>
-        <w:spacing w:after="0" w:before="220"/>
-      </w:pPr>
-      <w:r>
-        <w:t xml:space="preserve"/>
-      </w:r>
-    </w:p>
-    <w:p>
-      <w:pPr>
-        <w:spacing w:after="60" w:before="300"/>
+    <w:tbl>
+      <w:tblPr>
+        <w:tblW w:type="dxa" w:w="9360"/>
+        <w:tblBorders>
+          <w:top w:val="single" w:color="auto" w:sz="4"/>
+          <w:left w:val="single" w:color="auto" w:sz="4"/>
+          <w:bottom w:val="single" w:color="auto" w:sz="4"/>
+          <w:right w:val="single" w:color="auto" w:sz="4"/>
+          <w:insideH w:val="single" w:color="auto" w:sz="4"/>
+          <w:insideV w:val="single" w:color="auto" w:sz="4"/>
+        </w:tblBorders>
+      </w:tblPr>
+      <w:tblGrid>
+        <w:gridCol w:w="9360"/>
+      </w:tblGrid>
+      <w:tr>
+        <w:trPr>
+          <w:trHeight w:val="1300" w:hRule="atLeast"/>
+        </w:trPr>
+        <w:tc>
+          <w:tcPr>
+            <w:tcW w:type="dxa" w:w="9360"/>
+            <w:tcBorders>
+              <w:top w:val="single" w:color="888888" w:sz="8"/>
+              <w:left w:val="single" w:color="888888" w:sz="8"/>
+              <w:bottom w:val="single" w:color="888888" w:sz="8"/>
+              <w:right w:val="single" w:color="888888" w:sz="8"/>
+            </w:tcBorders>
+            <w:shd w:fill="FAFAFA" w:val="clear"/>
+            <w:tcMar>
+              <w:top w:type="dxa" w:w="100"/>
+              <w:left w:type="dxa" w:w="140"/>
+              <w:bottom w:type="dxa" w:w="100"/>
+              <w:right w:type="dxa" w:w="140"/>
+            </w:tcMar>
+          </w:tcPr>
+          <w:p>
+            <w:r>
+              <w:t xml:space="preserve"/>
+            </w:r>
+          </w:p>
+        </w:tc>
+      </w:tr>
+    </w:tbl>
+    <w:p>
+      <w:pPr>
+        <w:spacing w:after="100" w:before="320"/>
       </w:pPr>
       <w:r>
         <w:rPr>
@@ -229,53 +229,53 @@
         <w:t xml:space="preserve">What did not work, or what was tricky during shooting or merging?</w:t>
       </w:r>
     </w:p>
-    <w:p>
-      <w:pPr>
-        <w:pBdr>
-          <w:bottom w:val="single" w:color="BBBBBB" w:sz="6" w:space="1"/>
-        </w:pBdr>
-        <w:spacing w:after="0" w:before="220"/>
-      </w:pPr>
-      <w:r>
-        <w:t xml:space="preserve"/>
-      </w:r>
-    </w:p>
-    <w:p>
-      <w:pPr>
-        <w:pBdr>
-          <w:bottom w:val="single" w:color="BBBBBB" w:sz="6" w:space="1"/>
-        </w:pBdr>
-        <w:spacing w:after="0" w:before="220"/>
-      </w:pPr>
-      <w:r>
-        <w:t xml:space="preserve"/>
-      </w:r>
-    </w:p>
-    <w:p>
-      <w:pPr>
-        <w:pBdr>
-          <w:bottom w:val="single" w:color="BBBBBB" w:sz="6" w:space="1"/>
-        </w:pBdr>
-        <w:spacing w:after="0" w:before="220"/>
-      </w:pPr>
-      <w:r>
-        <w:t xml:space="preserve"/>
-      </w:r>
-    </w:p>
-    <w:p>
-      <w:pPr>
-        <w:pBdr>
-          <w:bottom w:val="single" w:color="BBBBBB" w:sz="6" w:space="1"/>
-        </w:pBdr>
-        <w:spacing w:after="0" w:before="220"/>
-      </w:pPr>
-      <w:r>
-        <w:t xml:space="preserve"/>
-      </w:r>
-    </w:p>
-    <w:p>
-      <w:pPr>
-        <w:spacing w:after="60" w:before="300"/>
+    <w:tbl>
+      <w:tblPr>
+        <w:tblW w:type="dxa" w:w="9360"/>
+        <w:tblBorders>
+          <w:top w:val="single" w:color="auto" w:sz="4"/>
+          <w:left w:val="single" w:color="auto" w:sz="4"/>
+          <w:bottom w:val="single" w:color="auto" w:sz="4"/>
+          <w:right w:val="single" w:color="auto" w:sz="4"/>
+          <w:insideH w:val="single" w:color="auto" w:sz="4"/>
+          <w:insideV w:val="single" w:color="auto" w:sz="4"/>
+        </w:tblBorders>
+      </w:tblPr>
+      <w:tblGrid>
+        <w:gridCol w:w="9360"/>
+      </w:tblGrid>
+      <w:tr>
+        <w:trPr>
+          <w:trHeight w:val="1300" w:hRule="atLeast"/>
+        </w:trPr>
+        <w:tc>
+          <w:tcPr>
+            <w:tcW w:type="dxa" w:w="9360"/>
+            <w:tcBorders>
+              <w:top w:val="single" w:color="888888" w:sz="8"/>
+              <w:left w:val="single" w:color="888888" w:sz="8"/>
+              <w:bottom w:val="single" w:color="888888" w:sz="8"/>
+              <w:right w:val="single" w:color="888888" w:sz="8"/>
+            </w:tcBorders>
+            <w:shd w:fill="FAFAFA" w:val="clear"/>
+            <w:tcMar>
+              <w:top w:type="dxa" w:w="100"/>
+              <w:left w:type="dxa" w:w="140"/>
+              <w:bottom w:type="dxa" w:w="100"/>
+              <w:right w:type="dxa" w:w="140"/>
+            </w:tcMar>
+          </w:tcPr>
+          <w:p>
+            <w:r>
+              <w:t xml:space="preserve"/>
+            </w:r>
+          </w:p>
+        </w:tc>
+      </w:tr>
+    </w:tbl>
+    <w:p>
+      <w:pPr>
+        <w:spacing w:after="100" w:before="320"/>
       </w:pPr>
       <w:r>
         <w:rPr>
@@ -300,53 +300,53 @@
         <w:t xml:space="preserve">What would you do differently next time to make a better panorama?</w:t>
       </w:r>
     </w:p>
-    <w:p>
-      <w:pPr>
-        <w:pBdr>
-          <w:bottom w:val="single" w:color="BBBBBB" w:sz="6" w:space="1"/>
-        </w:pBdr>
-        <w:spacing w:after="0" w:before="220"/>
-      </w:pPr>
-      <w:r>
-        <w:t xml:space="preserve"/>
-      </w:r>
-    </w:p>
-    <w:p>
-      <w:pPr>
-        <w:pBdr>
-          <w:bottom w:val="single" w:color="BBBBBB" w:sz="6" w:space="1"/>
-        </w:pBdr>
-        <w:spacing w:after="0" w:before="220"/>
-      </w:pPr>
-      <w:r>
-        <w:t xml:space="preserve"/>
-      </w:r>
-    </w:p>
-    <w:p>
-      <w:pPr>
-        <w:pBdr>
-          <w:bottom w:val="single" w:color="BBBBBB" w:sz="6" w:space="1"/>
-        </w:pBdr>
-        <w:spacing w:after="0" w:before="220"/>
-      </w:pPr>
-      <w:r>
-        <w:t xml:space="preserve"/>
-      </w:r>
-    </w:p>
-    <w:p>
-      <w:pPr>
-        <w:pBdr>
-          <w:bottom w:val="single" w:color="BBBBBB" w:sz="6" w:space="1"/>
-        </w:pBdr>
-        <w:spacing w:after="0" w:before="220"/>
-      </w:pPr>
-      <w:r>
-        <w:t xml:space="preserve"/>
-      </w:r>
-    </w:p>
-    <w:p>
-      <w:pPr>
-        <w:spacing w:after="60" w:before="300"/>
+    <w:tbl>
+      <w:tblPr>
+        <w:tblW w:type="dxa" w:w="9360"/>
+        <w:tblBorders>
+          <w:top w:val="single" w:color="auto" w:sz="4"/>
+          <w:left w:val="single" w:color="auto" w:sz="4"/>
+          <w:bottom w:val="single" w:color="auto" w:sz="4"/>
+          <w:right w:val="single" w:color="auto" w:sz="4"/>
+          <w:insideH w:val="single" w:color="auto" w:sz="4"/>
+          <w:insideV w:val="single" w:color="auto" w:sz="4"/>
+        </w:tblBorders>
+      </w:tblPr>
+      <w:tblGrid>
+        <w:gridCol w:w="9360"/>
+      </w:tblGrid>
+      <w:tr>
+        <w:trPr>
+          <w:trHeight w:val="1300" w:hRule="atLeast"/>
+        </w:trPr>
+        <w:tc>
+          <w:tcPr>
+            <w:tcW w:type="dxa" w:w="9360"/>
+            <w:tcBorders>
+              <w:top w:val="single" w:color="888888" w:sz="8"/>
+              <w:left w:val="single" w:color="888888" w:sz="8"/>
+              <w:bottom w:val="single" w:color="888888" w:sz="8"/>
+              <w:right w:val="single" w:color="888888" w:sz="8"/>
+            </w:tcBorders>
+            <w:shd w:fill="FAFAFA" w:val="clear"/>
+            <w:tcMar>
+              <w:top w:type="dxa" w:w="100"/>
+              <w:left w:type="dxa" w:w="140"/>
+              <w:bottom w:type="dxa" w:w="100"/>
+              <w:right w:type="dxa" w:w="140"/>
+            </w:tcMar>
+          </w:tcPr>
+          <w:p>
+            <w:r>
+              <w:t xml:space="preserve"/>
+            </w:r>
+          </w:p>
+        </w:tc>
+      </w:tr>
+    </w:tbl>
+    <w:p>
+      <w:pPr>
+        <w:spacing w:after="100" w:before="320"/>
       </w:pPr>
       <w:r>
         <w:rPr>
@@ -371,46 +371,51 @@
         <w:t xml:space="preserve">What did you like most about this project? And if you could shoot a panorama of anywhere in the world, where would it be, and why?</w:t>
       </w:r>
     </w:p>
-    <w:p>
-      <w:pPr>
-        <w:pBdr>
-          <w:bottom w:val="single" w:color="BBBBBB" w:sz="6" w:space="1"/>
-        </w:pBdr>
-        <w:spacing w:after="0" w:before="220"/>
-      </w:pPr>
-      <w:r>
-        <w:t xml:space="preserve"/>
-      </w:r>
-    </w:p>
-    <w:p>
-      <w:pPr>
-        <w:pBdr>
-          <w:bottom w:val="single" w:color="BBBBBB" w:sz="6" w:space="1"/>
-        </w:pBdr>
-        <w:spacing w:after="0" w:before="220"/>
-      </w:pPr>
-      <w:r>
-        <w:t xml:space="preserve"/>
-      </w:r>
-    </w:p>
-    <w:p>
-      <w:pPr>
-        <w:pBdr>
-          <w:bottom w:val="single" w:color="BBBBBB" w:sz="6" w:space="1"/>
-        </w:pBdr>
-        <w:spacing w:after="0" w:before="220"/>
-      </w:pPr>
-      <w:r>
-        <w:t xml:space="preserve"/>
-      </w:r>
-    </w:p>
-    <w:p>
-      <w:pPr>
-        <w:pBdr>
-          <w:bottom w:val="single" w:color="BBBBBB" w:sz="6" w:space="1"/>
-        </w:pBdr>
-        <w:spacing w:after="0" w:before="220"/>
-      </w:pPr>
+    <w:tbl>
+      <w:tblPr>
+        <w:tblW w:type="dxa" w:w="9360"/>
+        <w:tblBorders>
+          <w:top w:val="single" w:color="auto" w:sz="4"/>
+          <w:left w:val="single" w:color="auto" w:sz="4"/>
+          <w:bottom w:val="single" w:color="auto" w:sz="4"/>
+          <w:right w:val="single" w:color="auto" w:sz="4"/>
+          <w:insideH w:val="single" w:color="auto" w:sz="4"/>
+          <w:insideV w:val="single" w:color="auto" w:sz="4"/>
+        </w:tblBorders>
+      </w:tblPr>
+      <w:tblGrid>
+        <w:gridCol w:w="9360"/>
+      </w:tblGrid>
+      <w:tr>
+        <w:trPr>
+          <w:trHeight w:val="1300" w:hRule="atLeast"/>
+        </w:trPr>
+        <w:tc>
+          <w:tcPr>
+            <w:tcW w:type="dxa" w:w="9360"/>
+            <w:tcBorders>
+              <w:top w:val="single" w:color="888888" w:sz="8"/>
+              <w:left w:val="single" w:color="888888" w:sz="8"/>
+              <w:bottom w:val="single" w:color="888888" w:sz="8"/>
+              <w:right w:val="single" w:color="888888" w:sz="8"/>
+            </w:tcBorders>
+            <w:shd w:fill="FAFAFA" w:val="clear"/>
+            <w:tcMar>
+              <w:top w:type="dxa" w:w="100"/>
+              <w:left w:type="dxa" w:w="140"/>
+              <w:bottom w:type="dxa" w:w="100"/>
+              <w:right w:type="dxa" w:w="140"/>
+            </w:tcMar>
+          </w:tcPr>
+          <w:p>
+            <w:r>
+              <w:t xml:space="preserve"/>
+            </w:r>
+          </w:p>
+        </w:tc>
+      </w:tr>
+    </w:tbl>
+    <w:p>
       <w:r>
         <w:t xml:space="preserve"/>
       </w:r>
